--- a/loops.docx
+++ b/loops.docx
@@ -191,7 +191,6 @@
           <w:numId w:val="1"/>
         </w:numPr>
         <w:tabs>
-          <w:tab w:val="clear" w:pos="709"/>
           <w:tab w:val="left" w:pos="709" w:leader="none"/>
         </w:tabs>
         <w:bidi w:val="0"/>
@@ -365,7 +364,6 @@
           <w:numId w:val="2"/>
         </w:numPr>
         <w:tabs>
-          <w:tab w:val="clear" w:pos="709"/>
           <w:tab w:val="left" w:pos="709" w:leader="none"/>
         </w:tabs>
         <w:bidi w:val="0"/>
@@ -397,7 +395,6 @@
           <w:numId w:val="2"/>
         </w:numPr>
         <w:tabs>
-          <w:tab w:val="clear" w:pos="709"/>
           <w:tab w:val="left" w:pos="709" w:leader="none"/>
         </w:tabs>
         <w:bidi w:val="0"/>
@@ -469,7 +466,6 @@
           <w:numId w:val="2"/>
         </w:numPr>
         <w:tabs>
-          <w:tab w:val="clear" w:pos="709"/>
           <w:tab w:val="left" w:pos="709" w:leader="none"/>
         </w:tabs>
         <w:bidi w:val="0"/>
@@ -585,7 +581,6 @@
           <w:numId w:val="3"/>
         </w:numPr>
         <w:tabs>
-          <w:tab w:val="clear" w:pos="709"/>
           <w:tab w:val="left" w:pos="709" w:leader="none"/>
         </w:tabs>
         <w:bidi w:val="0"/>
@@ -728,7 +723,6 @@
           <w:numId w:val="4"/>
         </w:numPr>
         <w:tabs>
-          <w:tab w:val="clear" w:pos="709"/>
           <w:tab w:val="left" w:pos="709" w:leader="none"/>
         </w:tabs>
         <w:bidi w:val="0"/>
@@ -760,7 +754,6 @@
           <w:numId w:val="4"/>
         </w:numPr>
         <w:tabs>
-          <w:tab w:val="clear" w:pos="709"/>
           <w:tab w:val="left" w:pos="709" w:leader="none"/>
         </w:tabs>
         <w:bidi w:val="0"/>
@@ -792,7 +785,6 @@
           <w:numId w:val="4"/>
         </w:numPr>
         <w:tabs>
-          <w:tab w:val="clear" w:pos="709"/>
           <w:tab w:val="left" w:pos="709" w:leader="none"/>
         </w:tabs>
         <w:bidi w:val="0"/>
@@ -1111,7 +1103,6 @@
           <w:numId w:val="5"/>
         </w:numPr>
         <w:tabs>
-          <w:tab w:val="clear" w:pos="709"/>
           <w:tab w:val="left" w:pos="709" w:leader="none"/>
         </w:tabs>
         <w:bidi w:val="0"/>
@@ -1143,7 +1134,6 @@
           <w:numId w:val="5"/>
         </w:numPr>
         <w:tabs>
-          <w:tab w:val="clear" w:pos="709"/>
           <w:tab w:val="left" w:pos="709" w:leader="none"/>
         </w:tabs>
         <w:bidi w:val="0"/>
@@ -1175,7 +1165,6 @@
           <w:numId w:val="5"/>
         </w:numPr>
         <w:tabs>
-          <w:tab w:val="clear" w:pos="709"/>
           <w:tab w:val="left" w:pos="709" w:leader="none"/>
         </w:tabs>
         <w:bidi w:val="0"/>
@@ -1500,7 +1489,6 @@
           <w:numId w:val="6"/>
         </w:numPr>
         <w:tabs>
-          <w:tab w:val="clear" w:pos="709"/>
           <w:tab w:val="left" w:pos="709" w:leader="none"/>
         </w:tabs>
         <w:bidi w:val="0"/>
@@ -1532,7 +1520,6 @@
           <w:numId w:val="6"/>
         </w:numPr>
         <w:tabs>
-          <w:tab w:val="clear" w:pos="709"/>
           <w:tab w:val="left" w:pos="709" w:leader="none"/>
         </w:tabs>
         <w:bidi w:val="0"/>
@@ -1893,7 +1880,6 @@
           <w:numId w:val="7"/>
         </w:numPr>
         <w:tabs>
-          <w:tab w:val="clear" w:pos="709"/>
           <w:tab w:val="left" w:pos="709" w:leader="none"/>
         </w:tabs>
         <w:bidi w:val="0"/>
@@ -1925,7 +1911,6 @@
           <w:numId w:val="7"/>
         </w:numPr>
         <w:tabs>
-          <w:tab w:val="clear" w:pos="709"/>
           <w:tab w:val="left" w:pos="709" w:leader="none"/>
         </w:tabs>
         <w:bidi w:val="0"/>
@@ -2475,7 +2460,6 @@
           <w:numId w:val="8"/>
         </w:numPr>
         <w:tabs>
-          <w:tab w:val="clear" w:pos="709"/>
           <w:tab w:val="left" w:pos="709" w:leader="none"/>
         </w:tabs>
         <w:bidi w:val="0"/>
@@ -2517,7 +2501,6 @@
           <w:numId w:val="8"/>
         </w:numPr>
         <w:tabs>
-          <w:tab w:val="clear" w:pos="709"/>
           <w:tab w:val="left" w:pos="709" w:leader="none"/>
         </w:tabs>
         <w:bidi w:val="0"/>
@@ -2619,9 +2602,9 @@
         </w:tblCellMar>
       </w:tblPr>
       <w:tblGrid>
-        <w:gridCol w:w="5454"/>
+        <w:gridCol w:w="5453"/>
         <w:gridCol w:w="1565"/>
-        <w:gridCol w:w="1898"/>
+        <w:gridCol w:w="1899"/>
       </w:tblGrid>
       <w:tr>
         <w:trPr>
@@ -2629,7 +2612,7 @@
         </w:trPr>
         <w:tc>
           <w:tcPr>
-            <w:tcW w:w="5454" w:type="dxa"/>
+            <w:tcW w:w="5453" w:type="dxa"/>
             <w:tcBorders/>
             <w:vAlign w:val="center"/>
           </w:tcPr>
@@ -2691,7 +2674,7 @@
         </w:tc>
         <w:tc>
           <w:tcPr>
-            <w:tcW w:w="1898" w:type="dxa"/>
+            <w:tcW w:w="1899" w:type="dxa"/>
             <w:tcBorders/>
             <w:vAlign w:val="center"/>
           </w:tcPr>
@@ -2732,7 +2715,7 @@
         <w:trPr/>
         <w:tc>
           <w:tcPr>
-            <w:tcW w:w="5454" w:type="dxa"/>
+            <w:tcW w:w="5453" w:type="dxa"/>
             <w:tcBorders/>
             <w:vAlign w:val="center"/>
           </w:tcPr>
@@ -2780,7 +2763,7 @@
         </w:tc>
         <w:tc>
           <w:tcPr>
-            <w:tcW w:w="1898" w:type="dxa"/>
+            <w:tcW w:w="1899" w:type="dxa"/>
             <w:tcBorders/>
             <w:vAlign w:val="center"/>
           </w:tcPr>
@@ -2805,10 +2788,12 @@
         </w:tc>
       </w:tr>
       <w:tr>
-        <w:trPr/>
+        <w:trPr>
+          <w:trHeight w:val="246" w:hRule="atLeast"/>
+        </w:trPr>
         <w:tc>
           <w:tcPr>
-            <w:tcW w:w="5454" w:type="dxa"/>
+            <w:tcW w:w="5453" w:type="dxa"/>
             <w:tcBorders/>
             <w:vAlign w:val="center"/>
           </w:tcPr>
@@ -2856,7 +2841,7 @@
         </w:tc>
         <w:tc>
           <w:tcPr>
-            <w:tcW w:w="1898" w:type="dxa"/>
+            <w:tcW w:w="1899" w:type="dxa"/>
             <w:tcBorders/>
             <w:vAlign w:val="center"/>
           </w:tcPr>
@@ -2884,7 +2869,7 @@
         <w:trPr/>
         <w:tc>
           <w:tcPr>
-            <w:tcW w:w="5454" w:type="dxa"/>
+            <w:tcW w:w="5453" w:type="dxa"/>
             <w:tcBorders/>
             <w:vAlign w:val="center"/>
           </w:tcPr>
@@ -2932,7 +2917,7 @@
         </w:tc>
         <w:tc>
           <w:tcPr>
-            <w:tcW w:w="1898" w:type="dxa"/>
+            <w:tcW w:w="1899" w:type="dxa"/>
             <w:tcBorders/>
             <w:vAlign w:val="center"/>
           </w:tcPr>
@@ -2960,7 +2945,7 @@
         <w:trPr/>
         <w:tc>
           <w:tcPr>
-            <w:tcW w:w="5454" w:type="dxa"/>
+            <w:tcW w:w="5453" w:type="dxa"/>
             <w:tcBorders/>
             <w:vAlign w:val="center"/>
           </w:tcPr>
@@ -3008,7 +2993,7 @@
         </w:tc>
         <w:tc>
           <w:tcPr>
-            <w:tcW w:w="1898" w:type="dxa"/>
+            <w:tcW w:w="1899" w:type="dxa"/>
             <w:tcBorders/>
             <w:vAlign w:val="center"/>
           </w:tcPr>
@@ -3036,7 +3021,7 @@
         <w:trPr/>
         <w:tc>
           <w:tcPr>
-            <w:tcW w:w="5454" w:type="dxa"/>
+            <w:tcW w:w="5453" w:type="dxa"/>
             <w:tcBorders/>
             <w:vAlign w:val="center"/>
           </w:tcPr>
@@ -3084,7 +3069,7 @@
         </w:tc>
         <w:tc>
           <w:tcPr>
-            <w:tcW w:w="1898" w:type="dxa"/>
+            <w:tcW w:w="1899" w:type="dxa"/>
             <w:tcBorders/>
             <w:vAlign w:val="center"/>
           </w:tcPr>
@@ -3112,7 +3097,7 @@
         <w:trPr/>
         <w:tc>
           <w:tcPr>
-            <w:tcW w:w="5454" w:type="dxa"/>
+            <w:tcW w:w="5453" w:type="dxa"/>
             <w:tcBorders/>
             <w:vAlign w:val="center"/>
           </w:tcPr>
@@ -3160,7 +3145,7 @@
         </w:tc>
         <w:tc>
           <w:tcPr>
-            <w:tcW w:w="1898" w:type="dxa"/>
+            <w:tcW w:w="1899" w:type="dxa"/>
             <w:tcBorders/>
             <w:vAlign w:val="center"/>
           </w:tcPr>
@@ -3220,7 +3205,6 @@
           <w:numId w:val="9"/>
         </w:numPr>
         <w:tabs>
-          <w:tab w:val="clear" w:pos="709"/>
           <w:tab w:val="left" w:pos="709" w:leader="none"/>
         </w:tabs>
         <w:bidi w:val="0"/>
@@ -3260,7 +3244,6 @@
           <w:numId w:val="9"/>
         </w:numPr>
         <w:tabs>
-          <w:tab w:val="clear" w:pos="709"/>
           <w:tab w:val="left" w:pos="709" w:leader="none"/>
         </w:tabs>
         <w:bidi w:val="0"/>
@@ -3310,7 +3293,6 @@
           <w:numId w:val="9"/>
         </w:numPr>
         <w:tabs>
-          <w:tab w:val="clear" w:pos="709"/>
           <w:tab w:val="left" w:pos="709" w:leader="none"/>
         </w:tabs>
         <w:bidi w:val="0"/>
@@ -3348,7 +3330,6 @@
           <w:numId w:val="9"/>
         </w:numPr>
         <w:tabs>
-          <w:tab w:val="clear" w:pos="709"/>
           <w:tab w:val="left" w:pos="709" w:leader="none"/>
         </w:tabs>
         <w:bidi w:val="0"/>
@@ -3404,7 +3385,6 @@
           <w:numId w:val="9"/>
         </w:numPr>
         <w:tabs>
-          <w:tab w:val="clear" w:pos="709"/>
           <w:tab w:val="left" w:pos="709" w:leader="none"/>
         </w:tabs>
         <w:bidi w:val="0"/>
@@ -3460,7 +3440,6 @@
           <w:numId w:val="9"/>
         </w:numPr>
         <w:tabs>
-          <w:tab w:val="clear" w:pos="709"/>
           <w:tab w:val="left" w:pos="709" w:leader="none"/>
         </w:tabs>
         <w:bidi w:val="0"/>
@@ -3555,7 +3534,6 @@
           <w:numId w:val="10"/>
         </w:numPr>
         <w:tabs>
-          <w:tab w:val="clear" w:pos="709"/>
           <w:tab w:val="left" w:pos="709" w:leader="none"/>
         </w:tabs>
         <w:bidi w:val="0"/>
@@ -3597,7 +3575,6 @@
           <w:numId w:val="10"/>
         </w:numPr>
         <w:tabs>
-          <w:tab w:val="clear" w:pos="709"/>
           <w:tab w:val="left" w:pos="709" w:leader="none"/>
         </w:tabs>
         <w:bidi w:val="0"/>
@@ -3645,7 +3622,6 @@
           <w:numId w:val="10"/>
         </w:numPr>
         <w:tabs>
-          <w:tab w:val="clear" w:pos="709"/>
           <w:tab w:val="left" w:pos="709" w:leader="none"/>
         </w:tabs>
         <w:bidi w:val="0"/>
@@ -3658,40 +3634,6 @@
           <w:rStyle w:val="Strong"/>
         </w:rPr>
         <w:t>Example:</w:t>
-      </w:r>
-    </w:p>
-    <w:p>
-      <w:pPr>
-        <w:pStyle w:val="PreformattedText"/>
-        <w:numPr>
-          <w:ilvl w:val="0"/>
-          <w:numId w:val="0"/>
-        </w:numPr>
-        <w:bidi w:val="0"/>
-        <w:ind w:hanging="0" w:start="0"/>
-        <w:jc w:val="start"/>
-        <w:rPr/>
-      </w:pPr>
-      <w:r>
-        <w:rPr/>
-        <w:t>python</w:t>
-      </w:r>
-    </w:p>
-    <w:p>
-      <w:pPr>
-        <w:pStyle w:val="PreformattedText"/>
-        <w:numPr>
-          <w:ilvl w:val="0"/>
-          <w:numId w:val="0"/>
-        </w:numPr>
-        <w:bidi w:val="0"/>
-        <w:ind w:hanging="0" w:start="0"/>
-        <w:jc w:val="start"/>
-        <w:rPr/>
-      </w:pPr>
-      <w:r>
-        <w:rPr/>
-        <w:t>CopyEdit</w:t>
       </w:r>
     </w:p>
     <w:p>
@@ -3866,7 +3808,6 @@
           <w:numId w:val="11"/>
         </w:numPr>
         <w:tabs>
-          <w:tab w:val="clear" w:pos="709"/>
           <w:tab w:val="left" w:pos="709" w:leader="none"/>
         </w:tabs>
         <w:bidi w:val="0"/>
@@ -3908,7 +3849,6 @@
           <w:numId w:val="11"/>
         </w:numPr>
         <w:tabs>
-          <w:tab w:val="clear" w:pos="709"/>
           <w:tab w:val="left" w:pos="709" w:leader="none"/>
         </w:tabs>
         <w:bidi w:val="0"/>
@@ -3935,7 +3875,7 @@
         <w:rPr>
           <w:rStyle w:val="SourceText"/>
         </w:rPr>
-        <w:t>height - 1</w:t>
+        <w:t>height–1</w:t>
       </w:r>
       <w:r>
         <w:rPr/>
@@ -3945,16 +3885,95 @@
     <w:p>
       <w:pPr>
         <w:pStyle w:val="BodyText"/>
-        <w:numPr>
-          <w:ilvl w:val="0"/>
-          <w:numId w:val="11"/>
-        </w:numPr>
-        <w:tabs>
-          <w:tab w:val="clear" w:pos="709"/>
+        <w:tabs>
           <w:tab w:val="left" w:pos="709" w:leader="none"/>
         </w:tabs>
         <w:bidi w:val="0"/>
+        <w:spacing w:before="0" w:after="0"/>
         <w:ind w:hanging="283" w:start="709"/>
+        <w:jc w:val="start"/>
+        <w:rPr/>
+      </w:pPr>
+      <w:r>
+        <w:rPr/>
+      </w:r>
+    </w:p>
+    <w:p>
+      <w:pPr>
+        <w:pStyle w:val="BodyText"/>
+        <w:tabs>
+          <w:tab w:val="left" w:pos="709" w:leader="none"/>
+        </w:tabs>
+        <w:bidi w:val="0"/>
+        <w:spacing w:before="0" w:after="0"/>
+        <w:ind w:hanging="283" w:start="709"/>
+        <w:jc w:val="start"/>
+        <w:rPr/>
+      </w:pPr>
+      <w:r>
+        <w:rPr/>
+      </w:r>
+    </w:p>
+    <w:p>
+      <w:pPr>
+        <w:pStyle w:val="BodyText"/>
+        <w:tabs>
+          <w:tab w:val="left" w:pos="709" w:leader="none"/>
+        </w:tabs>
+        <w:bidi w:val="0"/>
+        <w:spacing w:before="0" w:after="0"/>
+        <w:ind w:hanging="283" w:start="709"/>
+        <w:jc w:val="start"/>
+        <w:rPr/>
+      </w:pPr>
+      <w:r>
+        <w:rPr/>
+      </w:r>
+    </w:p>
+    <w:p>
+      <w:pPr>
+        <w:pStyle w:val="BodyText"/>
+        <w:tabs>
+          <w:tab w:val="left" w:pos="709" w:leader="none"/>
+        </w:tabs>
+        <w:bidi w:val="0"/>
+        <w:spacing w:before="0" w:after="0"/>
+        <w:ind w:hanging="283" w:start="709"/>
+        <w:jc w:val="start"/>
+        <w:rPr/>
+      </w:pPr>
+      <w:r>
+        <w:rPr/>
+      </w:r>
+    </w:p>
+    <w:p>
+      <w:pPr>
+        <w:pStyle w:val="BodyText"/>
+        <w:tabs>
+          <w:tab w:val="left" w:pos="709" w:leader="none"/>
+        </w:tabs>
+        <w:bidi w:val="0"/>
+        <w:spacing w:before="0" w:after="0"/>
+        <w:ind w:hanging="283" w:start="709"/>
+        <w:jc w:val="start"/>
+        <w:rPr/>
+      </w:pPr>
+      <w:r>
+        <w:rPr/>
+      </w:r>
+    </w:p>
+    <w:p>
+      <w:pPr>
+        <w:pStyle w:val="BodyText"/>
+        <w:numPr>
+          <w:ilvl w:val="0"/>
+          <w:numId w:val="0"/>
+        </w:numPr>
+        <w:tabs>
+          <w:tab w:val="left" w:pos="709" w:leader="none"/>
+        </w:tabs>
+        <w:bidi w:val="0"/>
+        <w:ind w:hanging="0" w:start="709"/>
         <w:jc w:val="start"/>
         <w:rPr/>
       </w:pPr>
@@ -4137,7 +4156,6 @@
           <w:numId w:val="12"/>
         </w:numPr>
         <w:tabs>
-          <w:tab w:val="clear" w:pos="709"/>
           <w:tab w:val="left" w:pos="709" w:leader="none"/>
         </w:tabs>
         <w:bidi w:val="0"/>
@@ -4179,7 +4197,6 @@
           <w:numId w:val="12"/>
         </w:numPr>
         <w:tabs>
-          <w:tab w:val="clear" w:pos="709"/>
           <w:tab w:val="left" w:pos="709" w:leader="none"/>
         </w:tabs>
         <w:bidi w:val="0"/>
@@ -4206,7 +4223,7 @@
         <w:rPr>
           <w:rStyle w:val="SourceText"/>
         </w:rPr>
-        <w:t>len(height) - 1</w:t>
+        <w:t>len(height)-1</w:t>
       </w:r>
       <w:r>
         <w:rPr/>
@@ -4221,7 +4238,6 @@
           <w:numId w:val="12"/>
         </w:numPr>
         <w:tabs>
-          <w:tab w:val="clear" w:pos="709"/>
           <w:tab w:val="left" w:pos="709" w:leader="none"/>
         </w:tabs>
         <w:bidi w:val="0"/>
@@ -4408,7 +4424,6 @@
           <w:numId w:val="13"/>
         </w:numPr>
         <w:tabs>
-          <w:tab w:val="clear" w:pos="709"/>
           <w:tab w:val="left" w:pos="709" w:leader="none"/>
         </w:tabs>
         <w:bidi w:val="0"/>
@@ -4450,7 +4465,6 @@
           <w:numId w:val="13"/>
         </w:numPr>
         <w:tabs>
-          <w:tab w:val="clear" w:pos="709"/>
           <w:tab w:val="left" w:pos="709" w:leader="none"/>
         </w:tabs>
         <w:bidi w:val="0"/>
@@ -4492,7 +4506,6 @@
           <w:numId w:val="13"/>
         </w:numPr>
         <w:tabs>
-          <w:tab w:val="clear" w:pos="709"/>
           <w:tab w:val="left" w:pos="709" w:leader="none"/>
         </w:tabs>
         <w:bidi w:val="0"/>
@@ -4697,7 +4710,6 @@
           <w:numId w:val="14"/>
         </w:numPr>
         <w:tabs>
-          <w:tab w:val="clear" w:pos="709"/>
           <w:tab w:val="left" w:pos="709" w:leader="none"/>
         </w:tabs>
         <w:bidi w:val="0"/>
@@ -4739,7 +4751,6 @@
           <w:numId w:val="14"/>
         </w:numPr>
         <w:tabs>
-          <w:tab w:val="clear" w:pos="709"/>
           <w:tab w:val="left" w:pos="709" w:leader="none"/>
         </w:tabs>
         <w:bidi w:val="0"/>
@@ -4791,7 +4802,6 @@
           <w:numId w:val="14"/>
         </w:numPr>
         <w:tabs>
-          <w:tab w:val="clear" w:pos="709"/>
           <w:tab w:val="left" w:pos="709" w:leader="none"/>
         </w:tabs>
         <w:bidi w:val="0"/>
@@ -4978,7 +4988,6 @@
           <w:numId w:val="15"/>
         </w:numPr>
         <w:tabs>
-          <w:tab w:val="clear" w:pos="709"/>
           <w:tab w:val="left" w:pos="709" w:leader="none"/>
         </w:tabs>
         <w:bidi w:val="0"/>
@@ -5030,7 +5039,6 @@
           <w:numId w:val="15"/>
         </w:numPr>
         <w:tabs>
-          <w:tab w:val="clear" w:pos="709"/>
           <w:tab w:val="left" w:pos="709" w:leader="none"/>
         </w:tabs>
         <w:bidi w:val="0"/>
@@ -5062,7 +5070,6 @@
           <w:numId w:val="15"/>
         </w:numPr>
         <w:tabs>
-          <w:tab w:val="clear" w:pos="709"/>
           <w:tab w:val="left" w:pos="709" w:leader="none"/>
         </w:tabs>
         <w:bidi w:val="0"/>
@@ -5267,7 +5274,6 @@
           <w:numId w:val="16"/>
         </w:numPr>
         <w:tabs>
-          <w:tab w:val="clear" w:pos="709"/>
           <w:tab w:val="left" w:pos="709" w:leader="none"/>
         </w:tabs>
         <w:bidi w:val="0"/>
@@ -5309,7 +5315,6 @@
           <w:numId w:val="16"/>
         </w:numPr>
         <w:tabs>
-          <w:tab w:val="clear" w:pos="709"/>
           <w:tab w:val="left" w:pos="709" w:leader="none"/>
         </w:tabs>
         <w:bidi w:val="0"/>
@@ -5341,7 +5346,6 @@
           <w:numId w:val="16"/>
         </w:numPr>
         <w:tabs>
-          <w:tab w:val="clear" w:pos="709"/>
           <w:tab w:val="left" w:pos="709" w:leader="none"/>
         </w:tabs>
         <w:bidi w:val="0"/>
@@ -5564,7 +5568,6 @@
           <w:numId w:val="17"/>
         </w:numPr>
         <w:tabs>
-          <w:tab w:val="clear" w:pos="709"/>
           <w:tab w:val="left" w:pos="709" w:leader="none"/>
         </w:tabs>
         <w:bidi w:val="0"/>
@@ -5606,7 +5609,6 @@
           <w:numId w:val="17"/>
         </w:numPr>
         <w:tabs>
-          <w:tab w:val="clear" w:pos="709"/>
           <w:tab w:val="left" w:pos="709" w:leader="none"/>
         </w:tabs>
         <w:bidi w:val="0"/>
@@ -5650,7 +5652,6 @@
           <w:numId w:val="17"/>
         </w:numPr>
         <w:tabs>
-          <w:tab w:val="clear" w:pos="709"/>
           <w:tab w:val="left" w:pos="709" w:leader="none"/>
         </w:tabs>
         <w:bidi w:val="0"/>
@@ -5837,7 +5838,6 @@
           <w:numId w:val="18"/>
         </w:numPr>
         <w:tabs>
-          <w:tab w:val="clear" w:pos="709"/>
           <w:tab w:val="left" w:pos="709" w:leader="none"/>
         </w:tabs>
         <w:bidi w:val="0"/>
@@ -5879,7 +5879,6 @@
           <w:numId w:val="18"/>
         </w:numPr>
         <w:tabs>
-          <w:tab w:val="clear" w:pos="709"/>
           <w:tab w:val="left" w:pos="709" w:leader="none"/>
         </w:tabs>
         <w:bidi w:val="0"/>
@@ -5911,7 +5910,6 @@
           <w:numId w:val="18"/>
         </w:numPr>
         <w:tabs>
-          <w:tab w:val="clear" w:pos="709"/>
           <w:tab w:val="left" w:pos="709" w:leader="none"/>
         </w:tabs>
         <w:bidi w:val="0"/>
@@ -6098,7 +6096,6 @@
           <w:numId w:val="19"/>
         </w:numPr>
         <w:tabs>
-          <w:tab w:val="clear" w:pos="709"/>
           <w:tab w:val="left" w:pos="709" w:leader="none"/>
         </w:tabs>
         <w:bidi w:val="0"/>
@@ -6150,7 +6147,6 @@
           <w:numId w:val="19"/>
         </w:numPr>
         <w:tabs>
-          <w:tab w:val="clear" w:pos="709"/>
           <w:tab w:val="left" w:pos="709" w:leader="none"/>
         </w:tabs>
         <w:bidi w:val="0"/>
@@ -6182,7 +6178,6 @@
           <w:numId w:val="19"/>
         </w:numPr>
         <w:tabs>
-          <w:tab w:val="clear" w:pos="709"/>
           <w:tab w:val="left" w:pos="709" w:leader="none"/>
         </w:tabs>
         <w:bidi w:val="0"/>
@@ -6387,7 +6382,6 @@
           <w:numId w:val="20"/>
         </w:numPr>
         <w:tabs>
-          <w:tab w:val="clear" w:pos="709"/>
           <w:tab w:val="left" w:pos="709" w:leader="none"/>
         </w:tabs>
         <w:bidi w:val="0"/>
@@ -6429,7 +6423,6 @@
           <w:numId w:val="20"/>
         </w:numPr>
         <w:tabs>
-          <w:tab w:val="clear" w:pos="709"/>
           <w:tab w:val="left" w:pos="709" w:leader="none"/>
         </w:tabs>
         <w:bidi w:val="0"/>
@@ -6461,7 +6454,6 @@
           <w:numId w:val="20"/>
         </w:numPr>
         <w:tabs>
-          <w:tab w:val="clear" w:pos="709"/>
           <w:tab w:val="left" w:pos="709" w:leader="none"/>
         </w:tabs>
         <w:bidi w:val="0"/>
@@ -6648,7 +6640,6 @@
           <w:numId w:val="21"/>
         </w:numPr>
         <w:tabs>
-          <w:tab w:val="clear" w:pos="709"/>
           <w:tab w:val="left" w:pos="709" w:leader="none"/>
         </w:tabs>
         <w:bidi w:val="0"/>
@@ -6690,7 +6681,6 @@
           <w:numId w:val="21"/>
         </w:numPr>
         <w:tabs>
-          <w:tab w:val="clear" w:pos="709"/>
           <w:tab w:val="left" w:pos="709" w:leader="none"/>
         </w:tabs>
         <w:bidi w:val="0"/>
@@ -6722,7 +6712,6 @@
           <w:numId w:val="21"/>
         </w:numPr>
         <w:tabs>
-          <w:tab w:val="clear" w:pos="709"/>
           <w:tab w:val="left" w:pos="709" w:leader="none"/>
         </w:tabs>
         <w:bidi w:val="0"/>
@@ -6909,7 +6898,6 @@
           <w:numId w:val="22"/>
         </w:numPr>
         <w:tabs>
-          <w:tab w:val="clear" w:pos="709"/>
           <w:tab w:val="left" w:pos="709" w:leader="none"/>
         </w:tabs>
         <w:bidi w:val="0"/>
@@ -6951,7 +6939,6 @@
           <w:numId w:val="22"/>
         </w:numPr>
         <w:tabs>
-          <w:tab w:val="clear" w:pos="709"/>
           <w:tab w:val="left" w:pos="709" w:leader="none"/>
         </w:tabs>
         <w:bidi w:val="0"/>
@@ -6983,7 +6970,6 @@
           <w:numId w:val="22"/>
         </w:numPr>
         <w:tabs>
-          <w:tab w:val="clear" w:pos="709"/>
           <w:tab w:val="left" w:pos="709" w:leader="none"/>
         </w:tabs>
         <w:bidi w:val="0"/>
@@ -7170,7 +7156,6 @@
           <w:numId w:val="23"/>
         </w:numPr>
         <w:tabs>
-          <w:tab w:val="clear" w:pos="709"/>
           <w:tab w:val="left" w:pos="709" w:leader="none"/>
         </w:tabs>
         <w:bidi w:val="0"/>
@@ -7212,7 +7197,6 @@
           <w:numId w:val="23"/>
         </w:numPr>
         <w:tabs>
-          <w:tab w:val="clear" w:pos="709"/>
           <w:tab w:val="left" w:pos="709" w:leader="none"/>
         </w:tabs>
         <w:bidi w:val="0"/>
@@ -7244,7 +7228,6 @@
           <w:numId w:val="23"/>
         </w:numPr>
         <w:tabs>
-          <w:tab w:val="clear" w:pos="709"/>
           <w:tab w:val="left" w:pos="709" w:leader="none"/>
         </w:tabs>
         <w:bidi w:val="0"/>
@@ -7431,7 +7414,6 @@
           <w:numId w:val="24"/>
         </w:numPr>
         <w:tabs>
-          <w:tab w:val="clear" w:pos="709"/>
           <w:tab w:val="left" w:pos="709" w:leader="none"/>
         </w:tabs>
         <w:bidi w:val="0"/>
@@ -7473,7 +7455,6 @@
           <w:numId w:val="24"/>
         </w:numPr>
         <w:tabs>
-          <w:tab w:val="clear" w:pos="709"/>
           <w:tab w:val="left" w:pos="709" w:leader="none"/>
         </w:tabs>
         <w:bidi w:val="0"/>
@@ -7505,7 +7486,6 @@
           <w:numId w:val="24"/>
         </w:numPr>
         <w:tabs>
-          <w:tab w:val="clear" w:pos="709"/>
           <w:tab w:val="left" w:pos="709" w:leader="none"/>
         </w:tabs>
         <w:bidi w:val="0"/>
@@ -7693,8 +7673,8 @@
       </w:tblPr>
       <w:tblGrid>
         <w:gridCol w:w="4729"/>
-        <w:gridCol w:w="1380"/>
-        <w:gridCol w:w="3047"/>
+        <w:gridCol w:w="1379"/>
+        <w:gridCol w:w="3048"/>
       </w:tblGrid>
       <w:tr>
         <w:trPr>
@@ -7722,7 +7702,7 @@
         </w:tc>
         <w:tc>
           <w:tcPr>
-            <w:tcW w:w="1380" w:type="dxa"/>
+            <w:tcW w:w="1379" w:type="dxa"/>
             <w:tcBorders/>
             <w:vAlign w:val="center"/>
           </w:tcPr>
@@ -7742,7 +7722,7 @@
         </w:tc>
         <w:tc>
           <w:tcPr>
-            <w:tcW w:w="3047" w:type="dxa"/>
+            <w:tcW w:w="3048" w:type="dxa"/>
             <w:tcBorders/>
             <w:vAlign w:val="center"/>
           </w:tcPr>
@@ -7788,7 +7768,7 @@
         </w:tc>
         <w:tc>
           <w:tcPr>
-            <w:tcW w:w="1380" w:type="dxa"/>
+            <w:tcW w:w="1379" w:type="dxa"/>
             <w:tcBorders/>
             <w:vAlign w:val="center"/>
           </w:tcPr>
@@ -7809,7 +7789,7 @@
         </w:tc>
         <w:tc>
           <w:tcPr>
-            <w:tcW w:w="3047" w:type="dxa"/>
+            <w:tcW w:w="3048" w:type="dxa"/>
             <w:tcBorders/>
             <w:vAlign w:val="center"/>
           </w:tcPr>
@@ -7856,7 +7836,7 @@
         </w:tc>
         <w:tc>
           <w:tcPr>
-            <w:tcW w:w="1380" w:type="dxa"/>
+            <w:tcW w:w="1379" w:type="dxa"/>
             <w:tcBorders/>
             <w:vAlign w:val="center"/>
           </w:tcPr>
@@ -7877,7 +7857,7 @@
         </w:tc>
         <w:tc>
           <w:tcPr>
-            <w:tcW w:w="3047" w:type="dxa"/>
+            <w:tcW w:w="3048" w:type="dxa"/>
             <w:tcBorders/>
             <w:vAlign w:val="center"/>
           </w:tcPr>
@@ -7940,7 +7920,7 @@
         </w:tc>
         <w:tc>
           <w:tcPr>
-            <w:tcW w:w="1380" w:type="dxa"/>
+            <w:tcW w:w="1379" w:type="dxa"/>
             <w:tcBorders/>
             <w:vAlign w:val="center"/>
           </w:tcPr>
@@ -7961,7 +7941,7 @@
         </w:tc>
         <w:tc>
           <w:tcPr>
-            <w:tcW w:w="3047" w:type="dxa"/>
+            <w:tcW w:w="3048" w:type="dxa"/>
             <w:tcBorders/>
             <w:vAlign w:val="center"/>
           </w:tcPr>
@@ -8008,7 +7988,7 @@
         </w:tc>
         <w:tc>
           <w:tcPr>
-            <w:tcW w:w="1380" w:type="dxa"/>
+            <w:tcW w:w="1379" w:type="dxa"/>
             <w:tcBorders/>
             <w:vAlign w:val="center"/>
           </w:tcPr>
@@ -8029,7 +8009,7 @@
         </w:tc>
         <w:tc>
           <w:tcPr>
-            <w:tcW w:w="3047" w:type="dxa"/>
+            <w:tcW w:w="3048" w:type="dxa"/>
             <w:tcBorders/>
             <w:vAlign w:val="center"/>
           </w:tcPr>
@@ -8076,7 +8056,7 @@
         </w:tc>
         <w:tc>
           <w:tcPr>
-            <w:tcW w:w="1380" w:type="dxa"/>
+            <w:tcW w:w="1379" w:type="dxa"/>
             <w:tcBorders/>
             <w:vAlign w:val="center"/>
           </w:tcPr>
@@ -8097,7 +8077,7 @@
         </w:tc>
         <w:tc>
           <w:tcPr>
-            <w:tcW w:w="3047" w:type="dxa"/>
+            <w:tcW w:w="3048" w:type="dxa"/>
             <w:tcBorders/>
             <w:vAlign w:val="center"/>
           </w:tcPr>
@@ -8144,7 +8124,7 @@
         </w:tc>
         <w:tc>
           <w:tcPr>
-            <w:tcW w:w="1380" w:type="dxa"/>
+            <w:tcW w:w="1379" w:type="dxa"/>
             <w:tcBorders/>
             <w:vAlign w:val="center"/>
           </w:tcPr>
@@ -8165,7 +8145,7 @@
         </w:tc>
         <w:tc>
           <w:tcPr>
-            <w:tcW w:w="3047" w:type="dxa"/>
+            <w:tcW w:w="3048" w:type="dxa"/>
             <w:tcBorders/>
             <w:vAlign w:val="center"/>
           </w:tcPr>
@@ -8212,7 +8192,7 @@
         </w:tc>
         <w:tc>
           <w:tcPr>
-            <w:tcW w:w="1380" w:type="dxa"/>
+            <w:tcW w:w="1379" w:type="dxa"/>
             <w:tcBorders/>
             <w:vAlign w:val="center"/>
           </w:tcPr>
@@ -8233,7 +8213,7 @@
         </w:tc>
         <w:tc>
           <w:tcPr>
-            <w:tcW w:w="3047" w:type="dxa"/>
+            <w:tcW w:w="3048" w:type="dxa"/>
             <w:tcBorders/>
             <w:vAlign w:val="center"/>
           </w:tcPr>
@@ -8280,7 +8260,7 @@
         </w:tc>
         <w:tc>
           <w:tcPr>
-            <w:tcW w:w="1380" w:type="dxa"/>
+            <w:tcW w:w="1379" w:type="dxa"/>
             <w:tcBorders/>
             <w:vAlign w:val="center"/>
           </w:tcPr>
@@ -8301,7 +8281,7 @@
         </w:tc>
         <w:tc>
           <w:tcPr>
-            <w:tcW w:w="3047" w:type="dxa"/>
+            <w:tcW w:w="3048" w:type="dxa"/>
             <w:tcBorders/>
             <w:vAlign w:val="center"/>
           </w:tcPr>
@@ -8412,7 +8392,6 @@
           <w:numId w:val="25"/>
         </w:numPr>
         <w:tabs>
-          <w:tab w:val="clear" w:pos="709"/>
           <w:tab w:val="left" w:pos="709" w:leader="none"/>
         </w:tabs>
         <w:bidi w:val="0"/>
@@ -8468,7 +8447,6 @@
           <w:numId w:val="25"/>
         </w:numPr>
         <w:tabs>
-          <w:tab w:val="clear" w:pos="709"/>
           <w:tab w:val="left" w:pos="709" w:leader="none"/>
         </w:tabs>
         <w:bidi w:val="0"/>
@@ -8655,7 +8633,6 @@
           <w:numId w:val="26"/>
         </w:numPr>
         <w:tabs>
-          <w:tab w:val="clear" w:pos="709"/>
           <w:tab w:val="left" w:pos="709" w:leader="none"/>
         </w:tabs>
         <w:bidi w:val="0"/>
@@ -8691,7 +8668,6 @@
           <w:numId w:val="26"/>
         </w:numPr>
         <w:tabs>
-          <w:tab w:val="clear" w:pos="709"/>
           <w:tab w:val="left" w:pos="709" w:leader="none"/>
         </w:tabs>
         <w:bidi w:val="0"/>
@@ -8868,7 +8844,6 @@
           <w:numId w:val="27"/>
         </w:numPr>
         <w:tabs>
-          <w:tab w:val="clear" w:pos="709"/>
           <w:tab w:val="left" w:pos="709" w:leader="none"/>
         </w:tabs>
         <w:bidi w:val="0"/>
@@ -8924,7 +8899,6 @@
           <w:numId w:val="27"/>
         </w:numPr>
         <w:tabs>
-          <w:tab w:val="clear" w:pos="709"/>
           <w:tab w:val="left" w:pos="709" w:leader="none"/>
         </w:tabs>
         <w:bidi w:val="0"/>
@@ -9101,7 +9075,6 @@
           <w:numId w:val="28"/>
         </w:numPr>
         <w:tabs>
-          <w:tab w:val="clear" w:pos="709"/>
           <w:tab w:val="left" w:pos="709" w:leader="none"/>
         </w:tabs>
         <w:bidi w:val="0"/>
@@ -9137,7 +9110,6 @@
           <w:numId w:val="28"/>
         </w:numPr>
         <w:tabs>
-          <w:tab w:val="clear" w:pos="709"/>
           <w:tab w:val="left" w:pos="709" w:leader="none"/>
         </w:tabs>
         <w:bidi w:val="0"/>
@@ -9314,7 +9286,6 @@
           <w:numId w:val="29"/>
         </w:numPr>
         <w:tabs>
-          <w:tab w:val="clear" w:pos="709"/>
           <w:tab w:val="left" w:pos="709" w:leader="none"/>
         </w:tabs>
         <w:bidi w:val="0"/>
@@ -9501,7 +9472,6 @@
           <w:numId w:val="30"/>
         </w:numPr>
         <w:tabs>
-          <w:tab w:val="clear" w:pos="709"/>
           <w:tab w:val="left" w:pos="709" w:leader="none"/>
         </w:tabs>
         <w:bidi w:val="0"/>
@@ -9688,7 +9658,6 @@
           <w:numId w:val="31"/>
         </w:numPr>
         <w:tabs>
-          <w:tab w:val="clear" w:pos="709"/>
           <w:tab w:val="left" w:pos="709" w:leader="none"/>
         </w:tabs>
         <w:bidi w:val="0"/>
@@ -9734,7 +9703,6 @@
           <w:numId w:val="31"/>
         </w:numPr>
         <w:tabs>
-          <w:tab w:val="clear" w:pos="709"/>
           <w:tab w:val="left" w:pos="709" w:leader="none"/>
         </w:tabs>
         <w:bidi w:val="0"/>
@@ -9913,7 +9881,6 @@
           <w:numId w:val="32"/>
         </w:numPr>
         <w:tabs>
-          <w:tab w:val="clear" w:pos="709"/>
           <w:tab w:val="left" w:pos="709" w:leader="none"/>
         </w:tabs>
         <w:bidi w:val="0"/>
@@ -10090,7 +10057,6 @@
           <w:numId w:val="33"/>
         </w:numPr>
         <w:tabs>
-          <w:tab w:val="clear" w:pos="709"/>
           <w:tab w:val="left" w:pos="709" w:leader="none"/>
         </w:tabs>
         <w:bidi w:val="0"/>
@@ -10280,7 +10246,6 @@
           <w:numId w:val="34"/>
         </w:numPr>
         <w:tabs>
-          <w:tab w:val="clear" w:pos="709"/>
           <w:tab w:val="left" w:pos="709" w:leader="none"/>
         </w:tabs>
         <w:bidi w:val="0"/>
@@ -10457,7 +10422,6 @@
           <w:numId w:val="35"/>
         </w:numPr>
         <w:tabs>
-          <w:tab w:val="clear" w:pos="709"/>
           <w:tab w:val="left" w:pos="709" w:leader="none"/>
         </w:tabs>
         <w:bidi w:val="0"/>
@@ -10634,7 +10598,6 @@
           <w:numId w:val="36"/>
         </w:numPr>
         <w:tabs>
-          <w:tab w:val="clear" w:pos="709"/>
           <w:tab w:val="left" w:pos="709" w:leader="none"/>
         </w:tabs>
         <w:bidi w:val="0"/>
@@ -10811,7 +10774,6 @@
           <w:numId w:val="37"/>
         </w:numPr>
         <w:tabs>
-          <w:tab w:val="clear" w:pos="709"/>
           <w:tab w:val="left" w:pos="709" w:leader="none"/>
         </w:tabs>
         <w:bidi w:val="0"/>
@@ -10988,9 +10950,9 @@
         </w:tblCellMar>
       </w:tblPr>
       <w:tblGrid>
-        <w:gridCol w:w="4660"/>
+        <w:gridCol w:w="4659"/>
         <w:gridCol w:w="2477"/>
-        <w:gridCol w:w="2501"/>
+        <w:gridCol w:w="2502"/>
       </w:tblGrid>
       <w:tr>
         <w:trPr>
@@ -10998,7 +10960,7 @@
         </w:trPr>
         <w:tc>
           <w:tcPr>
-            <w:tcW w:w="4660" w:type="dxa"/>
+            <w:tcW w:w="4659" w:type="dxa"/>
             <w:tcBorders/>
             <w:vAlign w:val="center"/>
           </w:tcPr>
@@ -11038,7 +11000,7 @@
         </w:tc>
         <w:tc>
           <w:tcPr>
-            <w:tcW w:w="2501" w:type="dxa"/>
+            <w:tcW w:w="2502" w:type="dxa"/>
             <w:tcBorders/>
             <w:vAlign w:val="center"/>
           </w:tcPr>
@@ -11061,7 +11023,7 @@
         <w:trPr/>
         <w:tc>
           <w:tcPr>
-            <w:tcW w:w="4660" w:type="dxa"/>
+            <w:tcW w:w="4659" w:type="dxa"/>
             <w:tcBorders/>
             <w:vAlign w:val="center"/>
           </w:tcPr>
@@ -11115,7 +11077,7 @@
         </w:tc>
         <w:tc>
           <w:tcPr>
-            <w:tcW w:w="2501" w:type="dxa"/>
+            <w:tcW w:w="2502" w:type="dxa"/>
             <w:tcBorders/>
             <w:vAlign w:val="center"/>
           </w:tcPr>
@@ -11141,7 +11103,7 @@
         <w:trPr/>
         <w:tc>
           <w:tcPr>
-            <w:tcW w:w="4660" w:type="dxa"/>
+            <w:tcW w:w="4659" w:type="dxa"/>
             <w:tcBorders/>
             <w:vAlign w:val="center"/>
           </w:tcPr>
@@ -11195,7 +11157,7 @@
         </w:tc>
         <w:tc>
           <w:tcPr>
-            <w:tcW w:w="2501" w:type="dxa"/>
+            <w:tcW w:w="2502" w:type="dxa"/>
             <w:tcBorders/>
             <w:vAlign w:val="center"/>
           </w:tcPr>
@@ -11221,7 +11183,7 @@
         <w:trPr/>
         <w:tc>
           <w:tcPr>
-            <w:tcW w:w="4660" w:type="dxa"/>
+            <w:tcW w:w="4659" w:type="dxa"/>
             <w:tcBorders/>
             <w:vAlign w:val="center"/>
           </w:tcPr>
@@ -11275,7 +11237,7 @@
         </w:tc>
         <w:tc>
           <w:tcPr>
-            <w:tcW w:w="2501" w:type="dxa"/>
+            <w:tcW w:w="2502" w:type="dxa"/>
             <w:tcBorders/>
             <w:vAlign w:val="center"/>
           </w:tcPr>
@@ -11301,7 +11263,7 @@
         <w:trPr/>
         <w:tc>
           <w:tcPr>
-            <w:tcW w:w="4660" w:type="dxa"/>
+            <w:tcW w:w="4659" w:type="dxa"/>
             <w:tcBorders/>
             <w:vAlign w:val="center"/>
           </w:tcPr>
@@ -11345,7 +11307,7 @@
         </w:tc>
         <w:tc>
           <w:tcPr>
-            <w:tcW w:w="2501" w:type="dxa"/>
+            <w:tcW w:w="2502" w:type="dxa"/>
             <w:tcBorders/>
             <w:vAlign w:val="center"/>
           </w:tcPr>
@@ -11371,7 +11333,7 @@
         <w:trPr/>
         <w:tc>
           <w:tcPr>
-            <w:tcW w:w="4660" w:type="dxa"/>
+            <w:tcW w:w="4659" w:type="dxa"/>
             <w:tcBorders/>
             <w:vAlign w:val="center"/>
           </w:tcPr>
@@ -11415,7 +11377,7 @@
         </w:tc>
         <w:tc>
           <w:tcPr>
-            <w:tcW w:w="2501" w:type="dxa"/>
+            <w:tcW w:w="2502" w:type="dxa"/>
             <w:tcBorders/>
             <w:vAlign w:val="center"/>
           </w:tcPr>
@@ -11441,7 +11403,7 @@
         <w:trPr/>
         <w:tc>
           <w:tcPr>
-            <w:tcW w:w="4660" w:type="dxa"/>
+            <w:tcW w:w="4659" w:type="dxa"/>
             <w:tcBorders/>
             <w:vAlign w:val="center"/>
           </w:tcPr>
@@ -11485,7 +11447,7 @@
         </w:tc>
         <w:tc>
           <w:tcPr>
-            <w:tcW w:w="2501" w:type="dxa"/>
+            <w:tcW w:w="2502" w:type="dxa"/>
             <w:tcBorders/>
             <w:vAlign w:val="center"/>
           </w:tcPr>
@@ -11511,7 +11473,7 @@
         <w:trPr/>
         <w:tc>
           <w:tcPr>
-            <w:tcW w:w="4660" w:type="dxa"/>
+            <w:tcW w:w="4659" w:type="dxa"/>
             <w:tcBorders/>
             <w:vAlign w:val="center"/>
           </w:tcPr>
@@ -11555,7 +11517,7 @@
         </w:tc>
         <w:tc>
           <w:tcPr>
-            <w:tcW w:w="2501" w:type="dxa"/>
+            <w:tcW w:w="2502" w:type="dxa"/>
             <w:tcBorders/>
             <w:vAlign w:val="center"/>
           </w:tcPr>
@@ -11581,7 +11543,7 @@
         <w:trPr/>
         <w:tc>
           <w:tcPr>
-            <w:tcW w:w="4660" w:type="dxa"/>
+            <w:tcW w:w="4659" w:type="dxa"/>
             <w:tcBorders/>
             <w:vAlign w:val="center"/>
           </w:tcPr>
@@ -11625,7 +11587,7 @@
         </w:tc>
         <w:tc>
           <w:tcPr>
-            <w:tcW w:w="2501" w:type="dxa"/>
+            <w:tcW w:w="2502" w:type="dxa"/>
             <w:tcBorders/>
             <w:vAlign w:val="center"/>
           </w:tcPr>
@@ -11651,7 +11613,7 @@
         <w:trPr/>
         <w:tc>
           <w:tcPr>
-            <w:tcW w:w="4660" w:type="dxa"/>
+            <w:tcW w:w="4659" w:type="dxa"/>
             <w:tcBorders/>
             <w:vAlign w:val="center"/>
           </w:tcPr>
@@ -11695,7 +11657,7 @@
         </w:tc>
         <w:tc>
           <w:tcPr>
-            <w:tcW w:w="2501" w:type="dxa"/>
+            <w:tcW w:w="2502" w:type="dxa"/>
             <w:tcBorders/>
             <w:vAlign w:val="center"/>
           </w:tcPr>
@@ -11721,7 +11683,7 @@
         <w:trPr/>
         <w:tc>
           <w:tcPr>
-            <w:tcW w:w="4660" w:type="dxa"/>
+            <w:tcW w:w="4659" w:type="dxa"/>
             <w:tcBorders/>
             <w:vAlign w:val="center"/>
           </w:tcPr>
@@ -11765,7 +11727,7 @@
         </w:tc>
         <w:tc>
           <w:tcPr>
-            <w:tcW w:w="2501" w:type="dxa"/>
+            <w:tcW w:w="2502" w:type="dxa"/>
             <w:tcBorders/>
             <w:vAlign w:val="center"/>
           </w:tcPr>
@@ -11928,7 +11890,6 @@
           <w:numId w:val="38"/>
         </w:numPr>
         <w:tabs>
-          <w:tab w:val="clear" w:pos="709"/>
           <w:tab w:val="left" w:pos="709" w:leader="none"/>
         </w:tabs>
         <w:bidi w:val="0"/>
@@ -11974,7 +11935,6 @@
           <w:numId w:val="38"/>
         </w:numPr>
         <w:tabs>
-          <w:tab w:val="clear" w:pos="709"/>
           <w:tab w:val="left" w:pos="709" w:leader="none"/>
         </w:tabs>
         <w:bidi w:val="0"/>
@@ -12187,7 +12147,6 @@
           <w:numId w:val="39"/>
         </w:numPr>
         <w:tabs>
-          <w:tab w:val="clear" w:pos="709"/>
           <w:tab w:val="left" w:pos="709" w:leader="none"/>
         </w:tabs>
         <w:bidi w:val="0"/>
@@ -12223,7 +12182,6 @@
           <w:numId w:val="39"/>
         </w:numPr>
         <w:tabs>
-          <w:tab w:val="clear" w:pos="709"/>
           <w:tab w:val="left" w:pos="709" w:leader="none"/>
         </w:tabs>
         <w:bidi w:val="0"/>
@@ -12501,7 +12459,6 @@
           <w:numId w:val="40"/>
         </w:numPr>
         <w:tabs>
-          <w:tab w:val="clear" w:pos="709"/>
           <w:tab w:val="left" w:pos="709" w:leader="none"/>
         </w:tabs>
         <w:bidi w:val="0"/>
@@ -12537,7 +12494,6 @@
           <w:numId w:val="40"/>
         </w:numPr>
         <w:tabs>
-          <w:tab w:val="clear" w:pos="709"/>
           <w:tab w:val="left" w:pos="709" w:leader="none"/>
         </w:tabs>
         <w:bidi w:val="0"/>
@@ -12812,7 +12768,6 @@
           <w:numId w:val="41"/>
         </w:numPr>
         <w:tabs>
-          <w:tab w:val="clear" w:pos="709"/>
           <w:tab w:val="left" w:pos="709" w:leader="none"/>
         </w:tabs>
         <w:bidi w:val="0"/>
@@ -12848,7 +12803,6 @@
           <w:numId w:val="41"/>
         </w:numPr>
         <w:tabs>
-          <w:tab w:val="clear" w:pos="709"/>
           <w:tab w:val="left" w:pos="709" w:leader="none"/>
         </w:tabs>
         <w:bidi w:val="0"/>
@@ -13084,7 +13038,6 @@
           <w:numId w:val="42"/>
         </w:numPr>
         <w:tabs>
-          <w:tab w:val="clear" w:pos="709"/>
           <w:tab w:val="left" w:pos="709" w:leader="none"/>
         </w:tabs>
         <w:bidi w:val="0"/>
@@ -13126,7 +13079,6 @@
           <w:numId w:val="42"/>
         </w:numPr>
         <w:tabs>
-          <w:tab w:val="clear" w:pos="709"/>
           <w:tab w:val="left" w:pos="709" w:leader="none"/>
         </w:tabs>
         <w:bidi w:val="0"/>
@@ -13387,7 +13339,7 @@
         </w:tblCellMar>
       </w:tblPr>
       <w:tblGrid>
-        <w:gridCol w:w="3782"/>
+        <w:gridCol w:w="3781"/>
         <w:gridCol w:w="3657"/>
       </w:tblGrid>
       <w:tr>
@@ -13396,7 +13348,7 @@
         </w:trPr>
         <w:tc>
           <w:tcPr>
-            <w:tcW w:w="3782" w:type="dxa"/>
+            <w:tcW w:w="3781" w:type="dxa"/>
             <w:tcBorders/>
             <w:vAlign w:val="center"/>
           </w:tcPr>
@@ -13439,7 +13391,7 @@
         <w:trPr/>
         <w:tc>
           <w:tcPr>
-            <w:tcW w:w="3782" w:type="dxa"/>
+            <w:tcW w:w="3781" w:type="dxa"/>
             <w:tcBorders/>
             <w:vAlign w:val="center"/>
           </w:tcPr>
@@ -13486,7 +13438,7 @@
         <w:trPr/>
         <w:tc>
           <w:tcPr>
-            <w:tcW w:w="3782" w:type="dxa"/>
+            <w:tcW w:w="3781" w:type="dxa"/>
             <w:tcBorders/>
             <w:vAlign w:val="center"/>
           </w:tcPr>
@@ -13543,7 +13495,7 @@
         <w:trPr/>
         <w:tc>
           <w:tcPr>
-            <w:tcW w:w="3782" w:type="dxa"/>
+            <w:tcW w:w="3781" w:type="dxa"/>
             <w:tcBorders/>
             <w:vAlign w:val="center"/>
           </w:tcPr>
@@ -13600,7 +13552,7 @@
         <w:trPr/>
         <w:tc>
           <w:tcPr>
-            <w:tcW w:w="3782" w:type="dxa"/>
+            <w:tcW w:w="3781" w:type="dxa"/>
             <w:tcBorders/>
             <w:vAlign w:val="center"/>
           </w:tcPr>
@@ -13657,7 +13609,7 @@
         <w:trPr/>
         <w:tc>
           <w:tcPr>
-            <w:tcW w:w="3782" w:type="dxa"/>
+            <w:tcW w:w="3781" w:type="dxa"/>
             <w:tcBorders/>
             <w:vAlign w:val="center"/>
           </w:tcPr>
@@ -13741,6 +13693,7 @@
       <w:pgNumType w:fmt="decimal"/>
       <w:formProt w:val="false"/>
       <w:textDirection w:val="lrTb"/>
+      <w:docGrid w:type="default" w:linePitch="100" w:charSpace="0"/>
     </w:sectPr>
   </w:body>
 </w:document>
@@ -19500,7 +19453,6 @@
     </w:lvl>
     <w:lvl w:ilvl="1">
       <w:start w:val="1"/>
-      <w:pStyle w:val="Heading2"/>
       <w:numFmt w:val="none"/>
       <w:suff w:val="nothing"/>
       <w:lvlText w:val=""/>
@@ -19514,7 +19466,6 @@
     </w:lvl>
     <w:lvl w:ilvl="2">
       <w:start w:val="1"/>
-      <w:pStyle w:val="Heading3"/>
       <w:numFmt w:val="none"/>
       <w:suff w:val="nothing"/>
       <w:lvlText w:val=""/>
@@ -19554,7 +19505,6 @@
     </w:lvl>
     <w:lvl w:ilvl="5">
       <w:start w:val="1"/>
-      <w:pStyle w:val="Heading6"/>
       <w:numFmt w:val="none"/>
       <w:suff w:val="nothing"/>
       <w:lvlText w:val=""/>
@@ -19752,7 +19702,6 @@
     </w:rPrDefault>
     <w:pPrDefault>
       <w:pPr>
-        <w:widowControl/>
         <w:suppressAutoHyphens w:val="true"/>
       </w:pPr>
     </w:pPrDefault>
@@ -19762,7 +19711,10 @@
     <w:qFormat/>
     <w:pPr>
       <w:widowControl/>
+      <w:suppressAutoHyphens w:val="true"/>
       <w:bidi w:val="0"/>
+      <w:spacing w:before="0" w:after="0"/>
+      <w:jc w:val="start"/>
     </w:pPr>
     <w:rPr>
       <w:rFonts w:ascii="Liberation Serif" w:hAnsi="Liberation Serif" w:eastAsia="Noto Serif CJK SC" w:cs="Noto Sans Devanagari"/>
